--- a/requerimientos.docx
+++ b/requerimientos.docx
@@ -156,12 +156,14 @@
               <w:rPr>
                 <w:sz w:val="24"/>
                 <w:szCs w:val="24"/>
-              </w:rPr>
-            </w:pPr>
-            <w:r>
-              <w:rPr>
-                <w:sz w:val="24"/>
-                <w:szCs w:val="24"/>
+                <w:highlight w:val="yellow"/>
+              </w:rPr>
+            </w:pPr>
+            <w:r>
+              <w:rPr>
+                <w:sz w:val="24"/>
+                <w:szCs w:val="24"/>
+                <w:highlight w:val="yellow"/>
               </w:rPr>
               <w:t>RF3</w:t>
             </w:r>
@@ -177,12 +179,14 @@
               <w:rPr>
                 <w:sz w:val="24"/>
                 <w:szCs w:val="24"/>
-              </w:rPr>
-            </w:pPr>
-            <w:r>
-              <w:rPr>
-                <w:sz w:val="24"/>
-                <w:szCs w:val="24"/>
+                <w:highlight w:val="yellow"/>
+              </w:rPr>
+            </w:pPr>
+            <w:r>
+              <w:rPr>
+                <w:sz w:val="24"/>
+                <w:szCs w:val="24"/>
+                <w:highlight w:val="yellow"/>
               </w:rPr>
               <w:t>Gestión de Categorías</w:t>
             </w:r>
@@ -200,12 +204,14 @@
               <w:rPr>
                 <w:sz w:val="24"/>
                 <w:szCs w:val="24"/>
-              </w:rPr>
-            </w:pPr>
-            <w:r>
-              <w:rPr>
-                <w:sz w:val="24"/>
-                <w:szCs w:val="24"/>
+                <w:highlight w:val="yellow"/>
+              </w:rPr>
+            </w:pPr>
+            <w:r>
+              <w:rPr>
+                <w:sz w:val="24"/>
+                <w:szCs w:val="24"/>
+                <w:highlight w:val="yellow"/>
               </w:rPr>
               <w:t>RF4</w:t>
             </w:r>
@@ -221,12 +227,14 @@
               <w:rPr>
                 <w:sz w:val="24"/>
                 <w:szCs w:val="24"/>
-              </w:rPr>
-            </w:pPr>
-            <w:r>
-              <w:rPr>
-                <w:sz w:val="24"/>
-                <w:szCs w:val="24"/>
+                <w:highlight w:val="yellow"/>
+              </w:rPr>
+            </w:pPr>
+            <w:r>
+              <w:rPr>
+                <w:sz w:val="24"/>
+                <w:szCs w:val="24"/>
+                <w:highlight w:val="yellow"/>
               </w:rPr>
               <w:t>Gestión de productos</w:t>
             </w:r>
@@ -290,12 +298,14 @@
               <w:rPr>
                 <w:sz w:val="24"/>
                 <w:szCs w:val="24"/>
-              </w:rPr>
-            </w:pPr>
-            <w:r>
-              <w:rPr>
-                <w:sz w:val="24"/>
-                <w:szCs w:val="24"/>
+                <w:highlight w:val="yellow"/>
+              </w:rPr>
+            </w:pPr>
+            <w:r>
+              <w:rPr>
+                <w:sz w:val="24"/>
+                <w:szCs w:val="24"/>
+                <w:highlight w:val="yellow"/>
               </w:rPr>
               <w:t>RF6</w:t>
             </w:r>
@@ -311,12 +321,14 @@
               <w:rPr>
                 <w:sz w:val="24"/>
                 <w:szCs w:val="24"/>
-              </w:rPr>
-            </w:pPr>
-            <w:r>
-              <w:rPr>
-                <w:sz w:val="24"/>
-                <w:szCs w:val="24"/>
+                <w:highlight w:val="yellow"/>
+              </w:rPr>
+            </w:pPr>
+            <w:r>
+              <w:rPr>
+                <w:sz w:val="24"/>
+                <w:szCs w:val="24"/>
+                <w:highlight w:val="yellow"/>
               </w:rPr>
               <w:t>Gestión de tiendas</w:t>
             </w:r>

--- a/requerimientos.docx
+++ b/requerimientos.docx
@@ -68,12 +68,14 @@
               <w:rPr>
                 <w:sz w:val="24"/>
                 <w:szCs w:val="24"/>
-              </w:rPr>
-            </w:pPr>
-            <w:r>
-              <w:rPr>
-                <w:sz w:val="24"/>
-                <w:szCs w:val="24"/>
+                <w:highlight w:val="yellow"/>
+              </w:rPr>
+            </w:pPr>
+            <w:r>
+              <w:rPr>
+                <w:sz w:val="24"/>
+                <w:szCs w:val="24"/>
+                <w:highlight w:val="yellow"/>
               </w:rPr>
               <w:t>RF1</w:t>
             </w:r>
@@ -89,12 +91,14 @@
               <w:rPr>
                 <w:sz w:val="24"/>
                 <w:szCs w:val="24"/>
-              </w:rPr>
-            </w:pPr>
-            <w:r>
-              <w:rPr>
-                <w:sz w:val="24"/>
-                <w:szCs w:val="24"/>
+                <w:highlight w:val="yellow"/>
+              </w:rPr>
+            </w:pPr>
+            <w:r>
+              <w:rPr>
+                <w:sz w:val="24"/>
+                <w:szCs w:val="24"/>
+                <w:highlight w:val="yellow"/>
               </w:rPr>
               <w:t>Gestión de usuarios</w:t>
             </w:r>
@@ -112,12 +116,14 @@
               <w:rPr>
                 <w:sz w:val="24"/>
                 <w:szCs w:val="24"/>
-              </w:rPr>
-            </w:pPr>
-            <w:r>
-              <w:rPr>
-                <w:sz w:val="24"/>
-                <w:szCs w:val="24"/>
+                <w:highlight w:val="yellow"/>
+              </w:rPr>
+            </w:pPr>
+            <w:r>
+              <w:rPr>
+                <w:sz w:val="24"/>
+                <w:szCs w:val="24"/>
+                <w:highlight w:val="yellow"/>
               </w:rPr>
               <w:t>RF2</w:t>
             </w:r>
@@ -133,12 +139,14 @@
               <w:rPr>
                 <w:sz w:val="24"/>
                 <w:szCs w:val="24"/>
-              </w:rPr>
-            </w:pPr>
-            <w:r>
-              <w:rPr>
-                <w:sz w:val="24"/>
-                <w:szCs w:val="24"/>
+                <w:highlight w:val="yellow"/>
+              </w:rPr>
+            </w:pPr>
+            <w:r>
+              <w:rPr>
+                <w:sz w:val="24"/>
+                <w:szCs w:val="24"/>
+                <w:highlight w:val="yellow"/>
               </w:rPr>
               <w:t>Mantenimiento de roles</w:t>
             </w:r>

--- a/requerimientos.docx
+++ b/requerimientos.docx
@@ -398,12 +398,14 @@
               <w:rPr>
                 <w:sz w:val="24"/>
                 <w:szCs w:val="24"/>
-              </w:rPr>
-            </w:pPr>
-            <w:r>
-              <w:rPr>
-                <w:sz w:val="24"/>
-                <w:szCs w:val="24"/>
+                <w:highlight w:val="yellow"/>
+              </w:rPr>
+            </w:pPr>
+            <w:r>
+              <w:rPr>
+                <w:sz w:val="24"/>
+                <w:szCs w:val="24"/>
+                <w:highlight w:val="yellow"/>
               </w:rPr>
               <w:t>RF8</w:t>
             </w:r>
@@ -419,12 +421,14 @@
               <w:rPr>
                 <w:sz w:val="24"/>
                 <w:szCs w:val="24"/>
-              </w:rPr>
-            </w:pPr>
-            <w:r>
-              <w:rPr>
-                <w:sz w:val="24"/>
-                <w:szCs w:val="24"/>
+                <w:highlight w:val="yellow"/>
+              </w:rPr>
+            </w:pPr>
+            <w:r>
+              <w:rPr>
+                <w:sz w:val="24"/>
+                <w:szCs w:val="24"/>
+                <w:highlight w:val="yellow"/>
               </w:rPr>
               <w:t>Gestión de almacenes</w:t>
             </w:r>
@@ -442,12 +446,14 @@
               <w:rPr>
                 <w:sz w:val="24"/>
                 <w:szCs w:val="24"/>
-              </w:rPr>
-            </w:pPr>
-            <w:r>
-              <w:rPr>
-                <w:sz w:val="24"/>
-                <w:szCs w:val="24"/>
+                <w:highlight w:val="yellow"/>
+              </w:rPr>
+            </w:pPr>
+            <w:r>
+              <w:rPr>
+                <w:sz w:val="24"/>
+                <w:szCs w:val="24"/>
+                <w:highlight w:val="yellow"/>
               </w:rPr>
               <w:t>RF9</w:t>
             </w:r>
@@ -463,12 +469,14 @@
               <w:rPr>
                 <w:sz w:val="24"/>
                 <w:szCs w:val="24"/>
-              </w:rPr>
-            </w:pPr>
-            <w:r>
-              <w:rPr>
-                <w:sz w:val="24"/>
-                <w:szCs w:val="24"/>
+                <w:highlight w:val="yellow"/>
+              </w:rPr>
+            </w:pPr>
+            <w:r>
+              <w:rPr>
+                <w:sz w:val="24"/>
+                <w:szCs w:val="24"/>
+                <w:highlight w:val="yellow"/>
               </w:rPr>
               <w:t>Abastecimiento de stock</w:t>
             </w:r>

--- a/requerimientos.docx
+++ b/requerimientos.docx
@@ -260,12 +260,14 @@
               <w:rPr>
                 <w:sz w:val="24"/>
                 <w:szCs w:val="24"/>
-              </w:rPr>
-            </w:pPr>
-            <w:r>
-              <w:rPr>
-                <w:sz w:val="24"/>
-                <w:szCs w:val="24"/>
+                <w:highlight w:val="yellow"/>
+              </w:rPr>
+            </w:pPr>
+            <w:r>
+              <w:rPr>
+                <w:sz w:val="24"/>
+                <w:szCs w:val="24"/>
+                <w:highlight w:val="yellow"/>
               </w:rPr>
               <w:t>RF5</w:t>
             </w:r>
@@ -281,6 +283,7 @@
               <w:rPr>
                 <w:sz w:val="24"/>
                 <w:szCs w:val="24"/>
+                <w:highlight w:val="yellow"/>
               </w:rPr>
             </w:pPr>
             <w:proofErr w:type="spellStart"/>
@@ -288,6 +291,7 @@
               <w:rPr>
                 <w:sz w:val="24"/>
                 <w:szCs w:val="24"/>
+                <w:highlight w:val="yellow"/>
               </w:rPr>
               <w:t>Logín</w:t>
             </w:r>
@@ -354,12 +358,14 @@
               <w:rPr>
                 <w:sz w:val="24"/>
                 <w:szCs w:val="24"/>
-              </w:rPr>
-            </w:pPr>
-            <w:r>
-              <w:rPr>
-                <w:sz w:val="24"/>
-                <w:szCs w:val="24"/>
+                <w:highlight w:val="yellow"/>
+              </w:rPr>
+            </w:pPr>
+            <w:r>
+              <w:rPr>
+                <w:sz w:val="24"/>
+                <w:szCs w:val="24"/>
+                <w:highlight w:val="yellow"/>
               </w:rPr>
               <w:t>RF7</w:t>
             </w:r>
@@ -375,12 +381,14 @@
               <w:rPr>
                 <w:sz w:val="24"/>
                 <w:szCs w:val="24"/>
-              </w:rPr>
-            </w:pPr>
-            <w:r>
-              <w:rPr>
-                <w:sz w:val="24"/>
-                <w:szCs w:val="24"/>
+                <w:highlight w:val="yellow"/>
+              </w:rPr>
+            </w:pPr>
+            <w:r>
+              <w:rPr>
+                <w:sz w:val="24"/>
+                <w:szCs w:val="24"/>
+                <w:highlight w:val="yellow"/>
               </w:rPr>
               <w:t>Gestión de clientes</w:t>
             </w:r>
@@ -494,12 +502,14 @@
               <w:rPr>
                 <w:sz w:val="24"/>
                 <w:szCs w:val="24"/>
-              </w:rPr>
-            </w:pPr>
-            <w:r>
-              <w:rPr>
-                <w:sz w:val="24"/>
-                <w:szCs w:val="24"/>
+                <w:highlight w:val="yellow"/>
+              </w:rPr>
+            </w:pPr>
+            <w:r>
+              <w:rPr>
+                <w:sz w:val="24"/>
+                <w:szCs w:val="24"/>
+                <w:highlight w:val="yellow"/>
               </w:rPr>
               <w:t>RF10</w:t>
             </w:r>
@@ -515,12 +525,14 @@
               <w:rPr>
                 <w:sz w:val="24"/>
                 <w:szCs w:val="24"/>
-              </w:rPr>
-            </w:pPr>
-            <w:r>
-              <w:rPr>
-                <w:sz w:val="24"/>
-                <w:szCs w:val="24"/>
+                <w:highlight w:val="yellow"/>
+              </w:rPr>
+            </w:pPr>
+            <w:r>
+              <w:rPr>
+                <w:sz w:val="24"/>
+                <w:szCs w:val="24"/>
+                <w:highlight w:val="yellow"/>
               </w:rPr>
               <w:t>Carrito de compras</w:t>
             </w:r>

--- a/requerimientos.docx
+++ b/requerimientos.docx
@@ -770,12 +770,14 @@
               <w:rPr>
                 <w:sz w:val="24"/>
                 <w:szCs w:val="24"/>
-              </w:rPr>
-            </w:pPr>
-            <w:r>
-              <w:rPr>
-                <w:sz w:val="24"/>
-                <w:szCs w:val="24"/>
+                <w:highlight w:val="yellow"/>
+              </w:rPr>
+            </w:pPr>
+            <w:r>
+              <w:rPr>
+                <w:sz w:val="24"/>
+                <w:szCs w:val="24"/>
+                <w:highlight w:val="yellow"/>
               </w:rPr>
               <w:t>RF16</w:t>
             </w:r>
@@ -791,12 +793,14 @@
               <w:rPr>
                 <w:sz w:val="24"/>
                 <w:szCs w:val="24"/>
-              </w:rPr>
-            </w:pPr>
-            <w:r>
-              <w:rPr>
-                <w:sz w:val="24"/>
-                <w:szCs w:val="24"/>
+                <w:highlight w:val="yellow"/>
+              </w:rPr>
+            </w:pPr>
+            <w:r>
+              <w:rPr>
+                <w:sz w:val="24"/>
+                <w:szCs w:val="24"/>
+                <w:highlight w:val="yellow"/>
               </w:rPr>
               <w:t>Seguimiento de pedidos</w:t>
             </w:r>

--- a/requerimientos.docx
+++ b/requerimientos.docx
@@ -594,12 +594,14 @@
               <w:rPr>
                 <w:sz w:val="24"/>
                 <w:szCs w:val="24"/>
-              </w:rPr>
-            </w:pPr>
-            <w:r>
-              <w:rPr>
-                <w:sz w:val="24"/>
-                <w:szCs w:val="24"/>
+                <w:highlight w:val="yellow"/>
+              </w:rPr>
+            </w:pPr>
+            <w:r>
+              <w:rPr>
+                <w:sz w:val="24"/>
+                <w:szCs w:val="24"/>
+                <w:highlight w:val="yellow"/>
               </w:rPr>
               <w:t>RF12</w:t>
             </w:r>
@@ -615,12 +617,14 @@
               <w:rPr>
                 <w:sz w:val="24"/>
                 <w:szCs w:val="24"/>
-              </w:rPr>
-            </w:pPr>
-            <w:r>
-              <w:rPr>
-                <w:sz w:val="24"/>
-                <w:szCs w:val="24"/>
+                <w:highlight w:val="yellow"/>
+              </w:rPr>
+            </w:pPr>
+            <w:r>
+              <w:rPr>
+                <w:sz w:val="24"/>
+                <w:szCs w:val="24"/>
+                <w:highlight w:val="yellow"/>
               </w:rPr>
               <w:t>Pasarela de Pagos con tarjeta</w:t>
             </w:r>
@@ -638,12 +642,14 @@
               <w:rPr>
                 <w:sz w:val="24"/>
                 <w:szCs w:val="24"/>
-              </w:rPr>
-            </w:pPr>
-            <w:r>
-              <w:rPr>
-                <w:sz w:val="24"/>
-                <w:szCs w:val="24"/>
+                <w:highlight w:val="yellow"/>
+              </w:rPr>
+            </w:pPr>
+            <w:r>
+              <w:rPr>
+                <w:sz w:val="24"/>
+                <w:szCs w:val="24"/>
+                <w:highlight w:val="yellow"/>
               </w:rPr>
               <w:t>RF13</w:t>
             </w:r>
@@ -659,12 +665,14 @@
               <w:rPr>
                 <w:sz w:val="24"/>
                 <w:szCs w:val="24"/>
-              </w:rPr>
-            </w:pPr>
-            <w:r>
-              <w:rPr>
-                <w:sz w:val="24"/>
-                <w:szCs w:val="24"/>
+                <w:highlight w:val="yellow"/>
+              </w:rPr>
+            </w:pPr>
+            <w:r>
+              <w:rPr>
+                <w:sz w:val="24"/>
+                <w:szCs w:val="24"/>
+                <w:highlight w:val="yellow"/>
               </w:rPr>
               <w:t>Pasarela de Pagos con QR</w:t>
             </w:r>
@@ -682,12 +690,14 @@
               <w:rPr>
                 <w:sz w:val="24"/>
                 <w:szCs w:val="24"/>
-              </w:rPr>
-            </w:pPr>
-            <w:r>
-              <w:rPr>
-                <w:sz w:val="24"/>
-                <w:szCs w:val="24"/>
+                <w:highlight w:val="yellow"/>
+              </w:rPr>
+            </w:pPr>
+            <w:r>
+              <w:rPr>
+                <w:sz w:val="24"/>
+                <w:szCs w:val="24"/>
+                <w:highlight w:val="yellow"/>
               </w:rPr>
               <w:t>RF14</w:t>
             </w:r>
@@ -703,12 +713,14 @@
               <w:rPr>
                 <w:sz w:val="24"/>
                 <w:szCs w:val="24"/>
-              </w:rPr>
-            </w:pPr>
-            <w:r>
-              <w:rPr>
-                <w:sz w:val="24"/>
-                <w:szCs w:val="24"/>
+                <w:highlight w:val="yellow"/>
+              </w:rPr>
+            </w:pPr>
+            <w:r>
+              <w:rPr>
+                <w:sz w:val="24"/>
+                <w:szCs w:val="24"/>
+                <w:highlight w:val="yellow"/>
               </w:rPr>
               <w:t>Pasarela de Pagos con Yape</w:t>
             </w:r>

--- a/requerimientos.docx
+++ b/requerimientos.docx
@@ -550,12 +550,14 @@
               <w:rPr>
                 <w:sz w:val="24"/>
                 <w:szCs w:val="24"/>
-              </w:rPr>
-            </w:pPr>
-            <w:r>
-              <w:rPr>
-                <w:sz w:val="24"/>
-                <w:szCs w:val="24"/>
+                <w:highlight w:val="yellow"/>
+              </w:rPr>
+            </w:pPr>
+            <w:r>
+              <w:rPr>
+                <w:sz w:val="24"/>
+                <w:szCs w:val="24"/>
+                <w:highlight w:val="yellow"/>
               </w:rPr>
               <w:t>RF11</w:t>
             </w:r>
@@ -571,12 +573,14 @@
               <w:rPr>
                 <w:sz w:val="24"/>
                 <w:szCs w:val="24"/>
-              </w:rPr>
-            </w:pPr>
-            <w:r>
-              <w:rPr>
-                <w:sz w:val="24"/>
-                <w:szCs w:val="24"/>
+                <w:highlight w:val="yellow"/>
+              </w:rPr>
+            </w:pPr>
+            <w:r>
+              <w:rPr>
+                <w:sz w:val="24"/>
+                <w:szCs w:val="24"/>
+                <w:highlight w:val="yellow"/>
               </w:rPr>
               <w:t>Gestión de despacho</w:t>
             </w:r>
@@ -830,12 +834,14 @@
               <w:rPr>
                 <w:sz w:val="24"/>
                 <w:szCs w:val="24"/>
-              </w:rPr>
-            </w:pPr>
-            <w:r>
-              <w:rPr>
-                <w:sz w:val="24"/>
-                <w:szCs w:val="24"/>
+                <w:highlight w:val="yellow"/>
+              </w:rPr>
+            </w:pPr>
+            <w:r>
+              <w:rPr>
+                <w:sz w:val="24"/>
+                <w:szCs w:val="24"/>
+                <w:highlight w:val="yellow"/>
               </w:rPr>
               <w:t>RF17</w:t>
             </w:r>
@@ -851,12 +857,14 @@
               <w:rPr>
                 <w:sz w:val="24"/>
                 <w:szCs w:val="24"/>
-              </w:rPr>
-            </w:pPr>
-            <w:r>
-              <w:rPr>
-                <w:sz w:val="24"/>
-                <w:szCs w:val="24"/>
+                <w:highlight w:val="yellow"/>
+              </w:rPr>
+            </w:pPr>
+            <w:r>
+              <w:rPr>
+                <w:sz w:val="24"/>
+                <w:szCs w:val="24"/>
+                <w:highlight w:val="yellow"/>
               </w:rPr>
               <w:t>Gestión de reclamos</w:t>
             </w:r>
@@ -874,12 +882,14 @@
               <w:rPr>
                 <w:sz w:val="24"/>
                 <w:szCs w:val="24"/>
-              </w:rPr>
-            </w:pPr>
-            <w:r>
-              <w:rPr>
-                <w:sz w:val="24"/>
-                <w:szCs w:val="24"/>
+                <w:highlight w:val="yellow"/>
+              </w:rPr>
+            </w:pPr>
+            <w:r>
+              <w:rPr>
+                <w:sz w:val="24"/>
+                <w:szCs w:val="24"/>
+                <w:highlight w:val="yellow"/>
               </w:rPr>
               <w:t>RF18</w:t>
             </w:r>
@@ -895,12 +905,14 @@
               <w:rPr>
                 <w:sz w:val="24"/>
                 <w:szCs w:val="24"/>
-              </w:rPr>
-            </w:pPr>
-            <w:r>
-              <w:rPr>
-                <w:sz w:val="24"/>
-                <w:szCs w:val="24"/>
+                <w:highlight w:val="yellow"/>
+              </w:rPr>
+            </w:pPr>
+            <w:r>
+              <w:rPr>
+                <w:sz w:val="24"/>
+                <w:szCs w:val="24"/>
+                <w:highlight w:val="yellow"/>
               </w:rPr>
               <w:t>Reportería diaria</w:t>
             </w:r>
@@ -918,12 +930,14 @@
               <w:rPr>
                 <w:sz w:val="24"/>
                 <w:szCs w:val="24"/>
-              </w:rPr>
-            </w:pPr>
-            <w:r>
-              <w:rPr>
-                <w:sz w:val="24"/>
-                <w:szCs w:val="24"/>
+                <w:highlight w:val="yellow"/>
+              </w:rPr>
+            </w:pPr>
+            <w:r>
+              <w:rPr>
+                <w:sz w:val="24"/>
+                <w:szCs w:val="24"/>
+                <w:highlight w:val="yellow"/>
               </w:rPr>
               <w:t>RF19</w:t>
             </w:r>
@@ -939,12 +953,14 @@
               <w:rPr>
                 <w:sz w:val="24"/>
                 <w:szCs w:val="24"/>
-              </w:rPr>
-            </w:pPr>
-            <w:r>
-              <w:rPr>
-                <w:sz w:val="24"/>
-                <w:szCs w:val="24"/>
+                <w:highlight w:val="yellow"/>
+              </w:rPr>
+            </w:pPr>
+            <w:r>
+              <w:rPr>
+                <w:sz w:val="24"/>
+                <w:szCs w:val="24"/>
+                <w:highlight w:val="yellow"/>
               </w:rPr>
               <w:t>Reportería semanal</w:t>
             </w:r>
@@ -962,12 +978,14 @@
               <w:rPr>
                 <w:sz w:val="24"/>
                 <w:szCs w:val="24"/>
-              </w:rPr>
-            </w:pPr>
-            <w:r>
-              <w:rPr>
-                <w:sz w:val="24"/>
-                <w:szCs w:val="24"/>
+                <w:highlight w:val="yellow"/>
+              </w:rPr>
+            </w:pPr>
+            <w:r>
+              <w:rPr>
+                <w:sz w:val="24"/>
+                <w:szCs w:val="24"/>
+                <w:highlight w:val="yellow"/>
               </w:rPr>
               <w:t>RF20</w:t>
             </w:r>
@@ -983,12 +1001,14 @@
               <w:rPr>
                 <w:sz w:val="24"/>
                 <w:szCs w:val="24"/>
-              </w:rPr>
-            </w:pPr>
-            <w:r>
-              <w:rPr>
-                <w:sz w:val="24"/>
-                <w:szCs w:val="24"/>
+                <w:highlight w:val="yellow"/>
+              </w:rPr>
+            </w:pPr>
+            <w:r>
+              <w:rPr>
+                <w:sz w:val="24"/>
+                <w:szCs w:val="24"/>
+                <w:highlight w:val="yellow"/>
               </w:rPr>
               <w:t>Reportaría mensual</w:t>
             </w:r>
